--- a/Configuration Guides/Cloudflare Settings Optimization.docx
+++ b/Configuration Guides/Cloudflare Settings Optimization.docx
@@ -1,6 +1,6 @@
 
 <file path=word/document.xml><?xml version="1.0" encoding="utf-8"?>
-<w:document xmlns:wpc="http://schemas.microsoft.com/office/word/2010/wordprocessingCanvas" xmlns:cx="http://schemas.microsoft.com/office/drawing/2014/chartex" xmlns:cx1="http://schemas.microsoft.com/office/drawing/2015/9/8/chartex" xmlns:cx2="http://schemas.microsoft.com/office/drawing/2015/10/21/chartex" xmlns:cx3="http://schemas.microsoft.com/office/drawing/2016/5/9/chartex" xmlns:cx4="http://schemas.microsoft.com/office/drawing/2016/5/10/chartex" xmlns:cx5="http://schemas.microsoft.com/office/drawing/2016/5/11/chartex" xmlns:cx6="http://schemas.microsoft.com/office/drawing/2016/5/12/chartex" xmlns:cx7="http://schemas.microsoft.com/office/drawing/2016/5/13/chartex" xmlns:cx8="http://schemas.microsoft.com/office/drawing/2016/5/14/chartex" xmlns:mc="http://schemas.openxmlformats.org/markup-compatibility/2006" xmlns:aink="http://schemas.microsoft.com/office/drawing/2016/ink" xmlns:am3d="http://schemas.microsoft.com/office/drawing/2017/model3d" xmlns:o="urn:schemas-microsoft-com:office:office" xmlns:oel="http://schemas.microsoft.com/office/2019/extlst" xmlns:r="http://schemas.openxmlformats.org/officeDocument/2006/relationships" xmlns:m="http://schemas.openxmlformats.org/officeDocument/2006/math" xmlns:v="urn:schemas-microsoft-com:vml" xmlns:wp14="http://schemas.microsoft.com/office/word/2010/wordprocessingDrawing" xmlns:wp="http://schemas.openxmlformats.org/drawingml/2006/wordprocessingDrawing" xmlns:w10="urn:schemas-microsoft-com:office:word" xmlns:w="http://schemas.openxmlformats.org/wordprocessingml/2006/main" xmlns:w14="http://schemas.microsoft.com/office/word/2010/wordml" xmlns:w15="http://schemas.microsoft.com/office/word/2012/wordml" xmlns:w16cex="http://schemas.microsoft.com/office/word/2018/wordml/cex" xmlns:w16cid="http://schemas.microsoft.com/office/word/2016/wordml/cid" xmlns:w16="http://schemas.microsoft.com/office/word/2018/wordml" xmlns:w16du="http://schemas.microsoft.com/office/word/2023/wordml/word16du" xmlns:w16sdtdh="http://schemas.microsoft.com/office/word/2020/wordml/sdtdatahash" xmlns:w16se="http://schemas.microsoft.com/office/word/2015/wordml/symex" xmlns:wpg="http://schemas.microsoft.com/office/word/2010/wordprocessingGroup" xmlns:wpi="http://schemas.microsoft.com/office/word/2010/wordprocessingInk" xmlns:wne="http://schemas.microsoft.com/office/word/2006/wordml" xmlns:wps="http://schemas.microsoft.com/office/word/2010/wordprocessingShape" mc:Ignorable="w14 w15 w16se w16cid w16 w16cex w16sdtdh w16du wp14">
+<w:document xmlns:wpc="http://schemas.microsoft.com/office/word/2010/wordprocessingCanvas" xmlns:cx="http://schemas.microsoft.com/office/drawing/2014/chartex" xmlns:cx1="http://schemas.microsoft.com/office/drawing/2015/9/8/chartex" xmlns:cx2="http://schemas.microsoft.com/office/drawing/2015/10/21/chartex" xmlns:cx3="http://schemas.microsoft.com/office/drawing/2016/5/9/chartex" xmlns:cx4="http://schemas.microsoft.com/office/drawing/2016/5/10/chartex" xmlns:cx5="http://schemas.microsoft.com/office/drawing/2016/5/11/chartex" xmlns:cx6="http://schemas.microsoft.com/office/drawing/2016/5/12/chartex" xmlns:cx7="http://schemas.microsoft.com/office/drawing/2016/5/13/chartex" xmlns:cx8="http://schemas.microsoft.com/office/drawing/2016/5/14/chartex" xmlns:mc="http://schemas.openxmlformats.org/markup-compatibility/2006" xmlns:aink="http://schemas.microsoft.com/office/drawing/2016/ink" xmlns:am3d="http://schemas.microsoft.com/office/drawing/2017/model3d" xmlns:o="urn:schemas-microsoft-com:office:office" xmlns:oel="http://schemas.microsoft.com/office/2019/extlst" xmlns:r="http://schemas.openxmlformats.org/officeDocument/2006/relationships" xmlns:m="http://schemas.openxmlformats.org/officeDocument/2006/math" xmlns:v="urn:schemas-microsoft-com:vml" xmlns:wp14="http://schemas.microsoft.com/office/word/2010/wordprocessingDrawing" xmlns:wp="http://schemas.openxmlformats.org/drawingml/2006/wordprocessingDrawing" xmlns:w10="urn:schemas-microsoft-com:office:word" xmlns:w="http://schemas.openxmlformats.org/wordprocessingml/2006/main" xmlns:w14="http://schemas.microsoft.com/office/word/2010/wordml" xmlns:w15="http://schemas.microsoft.com/office/word/2012/wordml" xmlns:w16cex="http://schemas.microsoft.com/office/word/2018/wordml/cex" xmlns:w16cid="http://schemas.microsoft.com/office/word/2016/wordml/cid" xmlns:w16="http://schemas.microsoft.com/office/word/2018/wordml" xmlns:w16du="http://schemas.microsoft.com/office/word/2023/wordml/word16du" xmlns:w16sdtdh="http://schemas.microsoft.com/office/word/2020/wordml/sdtdatahash" xmlns:w16sdtfl="http://schemas.microsoft.com/office/word/2024/wordml/sdtformatlock" xmlns:w16se="http://schemas.microsoft.com/office/word/2015/wordml/symex" xmlns:wpg="http://schemas.microsoft.com/office/word/2010/wordprocessingGroup" xmlns:wpi="http://schemas.microsoft.com/office/word/2010/wordprocessingInk" xmlns:wne="http://schemas.microsoft.com/office/word/2006/wordml" xmlns:wps="http://schemas.microsoft.com/office/word/2010/wordprocessingShape" mc:Ignorable="w14 w15 w16se w16cid w16 w16cex w16sdtdh w16sdtfl w16du wp14">
   <w:body>
     <w:p>
       <w:pPr>
@@ -20,6 +20,13 @@
       </w:r>
     </w:p>
     <w:p>
+      <w:pPr>
+        <w:rPr>
+          <w:b/>
+          <w:bCs/>
+          <w:u w:val="single"/>
+        </w:rPr>
+      </w:pPr>
       <w:r>
         <w:rPr>
           <w:b/>
@@ -35,6 +42,16 @@
           <w:u w:val="single"/>
         </w:rPr>
         <w:t>.</w:t>
+      </w:r>
+    </w:p>
+    <w:p>
+      <w:r>
+        <w:rPr>
+          <w:b/>
+          <w:bCs/>
+          <w:u w:val="single"/>
+        </w:rPr>
+        <w:t>Updated 2025-07 – Removed CAA record objects which Cloudflare generates in backend</w:t>
       </w:r>
     </w:p>
     <w:p>
@@ -190,256 +207,13 @@
       </w:r>
       <w:r>
         <w:tab/>
-        <w:t>0 issue "comodoca.com"</w:t>
-      </w:r>
-    </w:p>
-    <w:p>
-      <w:pPr>
-        <w:numPr>
-          <w:ilvl w:val="2"/>
-          <w:numId w:val="1"/>
-        </w:numPr>
-      </w:pPr>
-      <w:r>
-        <w:t>@</w:t>
-      </w:r>
-      <w:r>
-        <w:tab/>
-        <w:t>3600</w:t>
-      </w:r>
-      <w:r>
-        <w:tab/>
-        <w:t>CAA</w:t>
-      </w:r>
-      <w:r>
-        <w:tab/>
-        <w:t>0 issue "digicert.com; cansignhttpexchanges=yes"</w:t>
-      </w:r>
-    </w:p>
-    <w:p>
-      <w:pPr>
-        <w:numPr>
-          <w:ilvl w:val="2"/>
-          <w:numId w:val="1"/>
-        </w:numPr>
-      </w:pPr>
-      <w:r>
-        <w:t>@</w:t>
-      </w:r>
-      <w:r>
-        <w:tab/>
-        <w:t>3600</w:t>
-      </w:r>
-      <w:r>
-        <w:tab/>
-        <w:t>CAA</w:t>
-      </w:r>
-      <w:r>
-        <w:tab/>
-        <w:t>0 issue "letsencrypt.org"</w:t>
-      </w:r>
-    </w:p>
-    <w:p>
-      <w:pPr>
-        <w:numPr>
-          <w:ilvl w:val="2"/>
-          <w:numId w:val="1"/>
-        </w:numPr>
-      </w:pPr>
-      <w:r>
-        <w:t>@</w:t>
-      </w:r>
-      <w:r>
-        <w:tab/>
-        <w:t>3600</w:t>
-      </w:r>
-      <w:r>
-        <w:tab/>
-        <w:t>CAA</w:t>
-      </w:r>
-      <w:r>
-        <w:tab/>
-        <w:t>0 issue "pki.goog; cansignhttpexchanges=yes"</w:t>
-      </w:r>
-    </w:p>
-    <w:p>
-      <w:pPr>
-        <w:numPr>
-          <w:ilvl w:val="2"/>
-          <w:numId w:val="1"/>
-        </w:numPr>
-      </w:pPr>
-      <w:r>
-        <w:t>@</w:t>
-      </w:r>
-      <w:r>
-        <w:tab/>
-        <w:t>3600</w:t>
-      </w:r>
-      <w:r>
-        <w:tab/>
-        <w:t>CAA</w:t>
-      </w:r>
-      <w:r>
-        <w:tab/>
-        <w:t>0 issue "ssl.com"</w:t>
-      </w:r>
-    </w:p>
-    <w:p>
-      <w:pPr>
-        <w:numPr>
-          <w:ilvl w:val="2"/>
-          <w:numId w:val="1"/>
-        </w:numPr>
-      </w:pPr>
-      <w:r>
-        <w:t>@</w:t>
-      </w:r>
-      <w:r>
-        <w:tab/>
-        <w:t>3600</w:t>
-      </w:r>
-      <w:r>
-        <w:tab/>
-        <w:t>CAA</w:t>
-      </w:r>
-      <w:r>
-        <w:tab/>
-        <w:t>0 issuewild "comodoca.com"</w:t>
-      </w:r>
-    </w:p>
-    <w:p>
-      <w:pPr>
-        <w:numPr>
-          <w:ilvl w:val="2"/>
-          <w:numId w:val="1"/>
-        </w:numPr>
-      </w:pPr>
-      <w:r>
-        <w:t>@</w:t>
-      </w:r>
-      <w:r>
-        <w:tab/>
-        <w:t>3600</w:t>
-      </w:r>
-      <w:r>
-        <w:tab/>
-        <w:t>CAA</w:t>
-      </w:r>
-      <w:r>
-        <w:tab/>
-        <w:t>0 issuewild "digicert.com; cansignhttpexchanges=yes"</w:t>
-      </w:r>
-    </w:p>
-    <w:p>
-      <w:pPr>
-        <w:numPr>
-          <w:ilvl w:val="2"/>
-          <w:numId w:val="1"/>
-        </w:numPr>
-      </w:pPr>
-      <w:r>
-        <w:t>@</w:t>
-      </w:r>
-      <w:r>
-        <w:tab/>
-        <w:t>3600</w:t>
-      </w:r>
-      <w:r>
-        <w:tab/>
-        <w:t>CAA</w:t>
-      </w:r>
-      <w:r>
-        <w:tab/>
-        <w:t>0 issuewild "letsencrypt.org"</w:t>
-      </w:r>
-    </w:p>
-    <w:p>
-      <w:pPr>
-        <w:numPr>
-          <w:ilvl w:val="2"/>
-          <w:numId w:val="1"/>
-        </w:numPr>
-      </w:pPr>
-      <w:r>
-        <w:t>@</w:t>
-      </w:r>
-      <w:r>
-        <w:tab/>
-        <w:t>3600</w:t>
-      </w:r>
-      <w:r>
-        <w:tab/>
-        <w:t>CAA</w:t>
-      </w:r>
-      <w:r>
-        <w:tab/>
-        <w:t>0 issuewild "pki.goog; cansignhttpexchanges=yes"</w:t>
-      </w:r>
-    </w:p>
-    <w:p>
-      <w:pPr>
-        <w:numPr>
-          <w:ilvl w:val="2"/>
-          <w:numId w:val="1"/>
-        </w:numPr>
-      </w:pPr>
-      <w:r>
-        <w:lastRenderedPageBreak/>
-        <w:t>@</w:t>
-      </w:r>
-      <w:r>
-        <w:tab/>
-        <w:t>3600</w:t>
-      </w:r>
-      <w:r>
-        <w:tab/>
-        <w:t>CAA</w:t>
-      </w:r>
-      <w:r>
-        <w:tab/>
-        <w:t>0 issuewild "ssl.com"</w:t>
-      </w:r>
-    </w:p>
-    <w:p>
-      <w:pPr>
-        <w:numPr>
-          <w:ilvl w:val="2"/>
-          <w:numId w:val="1"/>
-        </w:numPr>
-      </w:pPr>
-      <w:r>
-        <w:t>@</w:t>
-      </w:r>
-      <w:r>
-        <w:tab/>
-        <w:t>3600</w:t>
-      </w:r>
-      <w:r>
-        <w:tab/>
-        <w:t>CAA</w:t>
-      </w:r>
-      <w:r>
-        <w:tab/>
         <w:t>0 iodef "</w:t>
       </w:r>
       <w:r>
         <w:rPr>
           <w:color w:val="FF0000"/>
         </w:rPr>
-        <w:t>mailto:alert@</w:t>
-      </w:r>
-      <w:r>
-        <w:rPr>
-          <w:color w:val="FF0000"/>
-        </w:rPr>
-        <w:t>domain</w:t>
-      </w:r>
-      <w:r>
-        <w:rPr>
-          <w:color w:val="FF0000"/>
-        </w:rPr>
-        <w:t>.com</w:t>
+        <w:t>mailto:alert@domain.com</w:t>
       </w:r>
       <w:r>
         <w:t>"</w:t>
@@ -564,6 +338,7 @@
         </w:numPr>
       </w:pPr>
       <w:r>
+        <w:lastRenderedPageBreak/>
         <w:t>Max Age Header – 12 Months</w:t>
       </w:r>
     </w:p>
@@ -732,131 +507,131 @@
         </w:numPr>
       </w:pPr>
       <w:r>
+        <w:t>Go to “Protocol Optimization Page”</w:t>
+      </w:r>
+    </w:p>
+    <w:p>
+      <w:pPr>
+        <w:numPr>
+          <w:ilvl w:val="2"/>
+          <w:numId w:val="1"/>
+        </w:numPr>
+      </w:pPr>
+      <w:r>
+        <w:t>Turn off 0-RTT Connection Resumption</w:t>
+      </w:r>
+    </w:p>
+    <w:p>
+      <w:pPr>
+        <w:numPr>
+          <w:ilvl w:val="0"/>
+          <w:numId w:val="1"/>
+        </w:numPr>
+      </w:pPr>
+      <w:r>
+        <w:t>On Caching -&gt; Configuration Page</w:t>
+      </w:r>
+    </w:p>
+    <w:p>
+      <w:pPr>
+        <w:numPr>
+          <w:ilvl w:val="1"/>
+          <w:numId w:val="1"/>
+        </w:numPr>
+      </w:pPr>
+      <w:r>
+        <w:t>Enable Crawler Hints</w:t>
+      </w:r>
+    </w:p>
+    <w:p>
+      <w:pPr>
+        <w:numPr>
+          <w:ilvl w:val="1"/>
+          <w:numId w:val="1"/>
+        </w:numPr>
+      </w:pPr>
+      <w:r>
+        <w:t>Enable Always Online</w:t>
+      </w:r>
+    </w:p>
+    <w:p>
+      <w:pPr>
+        <w:numPr>
+          <w:ilvl w:val="0"/>
+          <w:numId w:val="1"/>
+        </w:numPr>
+      </w:pPr>
+      <w:r>
+        <w:t>On Caching – Tiered Cache Page</w:t>
+      </w:r>
+    </w:p>
+    <w:p>
+      <w:pPr>
+        <w:numPr>
+          <w:ilvl w:val="1"/>
+          <w:numId w:val="1"/>
+        </w:numPr>
+      </w:pPr>
+      <w:r>
+        <w:t>Enable Smart Tiered Caching Topology</w:t>
+      </w:r>
+    </w:p>
+    <w:p>
+      <w:pPr>
+        <w:numPr>
+          <w:ilvl w:val="0"/>
+          <w:numId w:val="1"/>
+        </w:numPr>
+      </w:pPr>
+      <w:r>
+        <w:t xml:space="preserve">On Rules -&gt; </w:t>
+      </w:r>
+      <w:r>
+        <w:t>URL Normalization Page</w:t>
+      </w:r>
+    </w:p>
+    <w:p>
+      <w:pPr>
+        <w:numPr>
+          <w:ilvl w:val="1"/>
+          <w:numId w:val="1"/>
+        </w:numPr>
+      </w:pPr>
+      <w:r>
+        <w:t>Enable Normalize incoming URLs</w:t>
+      </w:r>
+    </w:p>
+    <w:p>
+      <w:pPr>
+        <w:numPr>
+          <w:ilvl w:val="1"/>
+          <w:numId w:val="1"/>
+        </w:numPr>
+      </w:pPr>
+      <w:r>
+        <w:t>Enable Normalize URLs to Origin</w:t>
+      </w:r>
+    </w:p>
+    <w:p>
+      <w:pPr>
+        <w:numPr>
+          <w:ilvl w:val="0"/>
+          <w:numId w:val="1"/>
+        </w:numPr>
+      </w:pPr>
+      <w:r>
+        <w:t>On Scrape Shield Page</w:t>
+      </w:r>
+    </w:p>
+    <w:p>
+      <w:pPr>
+        <w:numPr>
+          <w:ilvl w:val="1"/>
+          <w:numId w:val="1"/>
+        </w:numPr>
+      </w:pPr>
+      <w:r>
         <w:lastRenderedPageBreak/>
-        <w:t>Go to “Protocol Optimization Page”</w:t>
-      </w:r>
-    </w:p>
-    <w:p>
-      <w:pPr>
-        <w:numPr>
-          <w:ilvl w:val="2"/>
-          <w:numId w:val="1"/>
-        </w:numPr>
-      </w:pPr>
-      <w:r>
-        <w:t>Turn off 0-RTT Connection Resumption</w:t>
-      </w:r>
-    </w:p>
-    <w:p>
-      <w:pPr>
-        <w:numPr>
-          <w:ilvl w:val="0"/>
-          <w:numId w:val="1"/>
-        </w:numPr>
-      </w:pPr>
-      <w:r>
-        <w:t>On Caching -&gt; Configuration Page</w:t>
-      </w:r>
-    </w:p>
-    <w:p>
-      <w:pPr>
-        <w:numPr>
-          <w:ilvl w:val="1"/>
-          <w:numId w:val="1"/>
-        </w:numPr>
-      </w:pPr>
-      <w:r>
-        <w:t>Enable Crawler Hints</w:t>
-      </w:r>
-    </w:p>
-    <w:p>
-      <w:pPr>
-        <w:numPr>
-          <w:ilvl w:val="1"/>
-          <w:numId w:val="1"/>
-        </w:numPr>
-      </w:pPr>
-      <w:r>
-        <w:t>Enable Always Online</w:t>
-      </w:r>
-    </w:p>
-    <w:p>
-      <w:pPr>
-        <w:numPr>
-          <w:ilvl w:val="0"/>
-          <w:numId w:val="1"/>
-        </w:numPr>
-      </w:pPr>
-      <w:r>
-        <w:t>On Caching – Tiered Cache Page</w:t>
-      </w:r>
-    </w:p>
-    <w:p>
-      <w:pPr>
-        <w:numPr>
-          <w:ilvl w:val="1"/>
-          <w:numId w:val="1"/>
-        </w:numPr>
-      </w:pPr>
-      <w:r>
-        <w:t>Enable Smart Tiered Caching Topology</w:t>
-      </w:r>
-    </w:p>
-    <w:p>
-      <w:pPr>
-        <w:numPr>
-          <w:ilvl w:val="0"/>
-          <w:numId w:val="1"/>
-        </w:numPr>
-      </w:pPr>
-      <w:r>
-        <w:t xml:space="preserve">On Rules -&gt; </w:t>
-      </w:r>
-      <w:r>
-        <w:t>URL Normalization Page</w:t>
-      </w:r>
-    </w:p>
-    <w:p>
-      <w:pPr>
-        <w:numPr>
-          <w:ilvl w:val="1"/>
-          <w:numId w:val="1"/>
-        </w:numPr>
-      </w:pPr>
-      <w:r>
-        <w:t>Enable Normalize incoming URLs</w:t>
-      </w:r>
-    </w:p>
-    <w:p>
-      <w:pPr>
-        <w:numPr>
-          <w:ilvl w:val="1"/>
-          <w:numId w:val="1"/>
-        </w:numPr>
-      </w:pPr>
-      <w:r>
-        <w:t>Enable Normalize URLs to Origin</w:t>
-      </w:r>
-    </w:p>
-    <w:p>
-      <w:pPr>
-        <w:numPr>
-          <w:ilvl w:val="0"/>
-          <w:numId w:val="1"/>
-        </w:numPr>
-      </w:pPr>
-      <w:r>
-        <w:t>On Scrape Shield Page</w:t>
-      </w:r>
-    </w:p>
-    <w:p>
-      <w:pPr>
-        <w:numPr>
-          <w:ilvl w:val="1"/>
-          <w:numId w:val="1"/>
-        </w:numPr>
-      </w:pPr>
-      <w:r>
         <w:t>Enable Email Address Obfuscation</w:t>
       </w:r>
     </w:p>
@@ -987,7 +762,7 @@
 </file>
 
 <file path=word/numbering.xml><?xml version="1.0" encoding="utf-8"?>
-<w:numbering xmlns:wpc="http://schemas.microsoft.com/office/word/2010/wordprocessingCanvas" xmlns:cx="http://schemas.microsoft.com/office/drawing/2014/chartex" xmlns:cx1="http://schemas.microsoft.com/office/drawing/2015/9/8/chartex" xmlns:cx2="http://schemas.microsoft.com/office/drawing/2015/10/21/chartex" xmlns:cx3="http://schemas.microsoft.com/office/drawing/2016/5/9/chartex" xmlns:cx4="http://schemas.microsoft.com/office/drawing/2016/5/10/chartex" xmlns:cx5="http://schemas.microsoft.com/office/drawing/2016/5/11/chartex" xmlns:cx6="http://schemas.microsoft.com/office/drawing/2016/5/12/chartex" xmlns:cx7="http://schemas.microsoft.com/office/drawing/2016/5/13/chartex" xmlns:cx8="http://schemas.microsoft.com/office/drawing/2016/5/14/chartex" xmlns:mc="http://schemas.openxmlformats.org/markup-compatibility/2006" xmlns:aink="http://schemas.microsoft.com/office/drawing/2016/ink" xmlns:am3d="http://schemas.microsoft.com/office/drawing/2017/model3d" xmlns:o="urn:schemas-microsoft-com:office:office" xmlns:oel="http://schemas.microsoft.com/office/2019/extlst" xmlns:r="http://schemas.openxmlformats.org/officeDocument/2006/relationships" xmlns:m="http://schemas.openxmlformats.org/officeDocument/2006/math" xmlns:v="urn:schemas-microsoft-com:vml" xmlns:wp14="http://schemas.microsoft.com/office/word/2010/wordprocessingDrawing" xmlns:wp="http://schemas.openxmlformats.org/drawingml/2006/wordprocessingDrawing" xmlns:w10="urn:schemas-microsoft-com:office:word" xmlns:w="http://schemas.openxmlformats.org/wordprocessingml/2006/main" xmlns:w14="http://schemas.microsoft.com/office/word/2010/wordml" xmlns:w15="http://schemas.microsoft.com/office/word/2012/wordml" xmlns:w16cex="http://schemas.microsoft.com/office/word/2018/wordml/cex" xmlns:w16cid="http://schemas.microsoft.com/office/word/2016/wordml/cid" xmlns:w16="http://schemas.microsoft.com/office/word/2018/wordml" xmlns:w16du="http://schemas.microsoft.com/office/word/2023/wordml/word16du" xmlns:w16sdtdh="http://schemas.microsoft.com/office/word/2020/wordml/sdtdatahash" xmlns:w16se="http://schemas.microsoft.com/office/word/2015/wordml/symex" xmlns:wpg="http://schemas.microsoft.com/office/word/2010/wordprocessingGroup" xmlns:wpi="http://schemas.microsoft.com/office/word/2010/wordprocessingInk" xmlns:wne="http://schemas.microsoft.com/office/word/2006/wordml" xmlns:wps="http://schemas.microsoft.com/office/word/2010/wordprocessingShape" mc:Ignorable="w14 w15 w16se w16cid w16 w16cex w16sdtdh w16du wp14">
+<w:numbering xmlns:wpc="http://schemas.microsoft.com/office/word/2010/wordprocessingCanvas" xmlns:cx="http://schemas.microsoft.com/office/drawing/2014/chartex" xmlns:cx1="http://schemas.microsoft.com/office/drawing/2015/9/8/chartex" xmlns:cx2="http://schemas.microsoft.com/office/drawing/2015/10/21/chartex" xmlns:cx3="http://schemas.microsoft.com/office/drawing/2016/5/9/chartex" xmlns:cx4="http://schemas.microsoft.com/office/drawing/2016/5/10/chartex" xmlns:cx5="http://schemas.microsoft.com/office/drawing/2016/5/11/chartex" xmlns:cx6="http://schemas.microsoft.com/office/drawing/2016/5/12/chartex" xmlns:cx7="http://schemas.microsoft.com/office/drawing/2016/5/13/chartex" xmlns:cx8="http://schemas.microsoft.com/office/drawing/2016/5/14/chartex" xmlns:mc="http://schemas.openxmlformats.org/markup-compatibility/2006" xmlns:aink="http://schemas.microsoft.com/office/drawing/2016/ink" xmlns:am3d="http://schemas.microsoft.com/office/drawing/2017/model3d" xmlns:o="urn:schemas-microsoft-com:office:office" xmlns:oel="http://schemas.microsoft.com/office/2019/extlst" xmlns:r="http://schemas.openxmlformats.org/officeDocument/2006/relationships" xmlns:m="http://schemas.openxmlformats.org/officeDocument/2006/math" xmlns:v="urn:schemas-microsoft-com:vml" xmlns:wp14="http://schemas.microsoft.com/office/word/2010/wordprocessingDrawing" xmlns:wp="http://schemas.openxmlformats.org/drawingml/2006/wordprocessingDrawing" xmlns:w10="urn:schemas-microsoft-com:office:word" xmlns:w="http://schemas.openxmlformats.org/wordprocessingml/2006/main" xmlns:w14="http://schemas.microsoft.com/office/word/2010/wordml" xmlns:w15="http://schemas.microsoft.com/office/word/2012/wordml" xmlns:w16cex="http://schemas.microsoft.com/office/word/2018/wordml/cex" xmlns:w16cid="http://schemas.microsoft.com/office/word/2016/wordml/cid" xmlns:w16="http://schemas.microsoft.com/office/word/2018/wordml" xmlns:w16du="http://schemas.microsoft.com/office/word/2023/wordml/word16du" xmlns:w16sdtdh="http://schemas.microsoft.com/office/word/2020/wordml/sdtdatahash" xmlns:w16sdtfl="http://schemas.microsoft.com/office/word/2024/wordml/sdtformatlock" xmlns:w16se="http://schemas.microsoft.com/office/word/2015/wordml/symex" xmlns:wpg="http://schemas.microsoft.com/office/word/2010/wordprocessingGroup" xmlns:wpi="http://schemas.microsoft.com/office/word/2010/wordprocessingInk" xmlns:wne="http://schemas.microsoft.com/office/word/2006/wordml" xmlns:wps="http://schemas.microsoft.com/office/word/2010/wordprocessingShape" mc:Ignorable="w14 w15 w16se w16cid w16 w16cex w16sdtdh w16sdtfl w16du wp14">
   <w:abstractNum w:abstractNumId="0" w15:restartNumberingAfterBreak="0">
     <w:nsid w:val="24DF3307"/>
     <w:multiLevelType w:val="hybridMultilevel"/>
@@ -1200,7 +975,7 @@
 </file>
 
 <file path=word/styles.xml><?xml version="1.0" encoding="utf-8"?>
-<w:styles xmlns:mc="http://schemas.openxmlformats.org/markup-compatibility/2006" xmlns:r="http://schemas.openxmlformats.org/officeDocument/2006/relationships" xmlns:w="http://schemas.openxmlformats.org/wordprocessingml/2006/main" xmlns:w14="http://schemas.microsoft.com/office/word/2010/wordml" xmlns:w15="http://schemas.microsoft.com/office/word/2012/wordml" xmlns:w16cex="http://schemas.microsoft.com/office/word/2018/wordml/cex" xmlns:w16cid="http://schemas.microsoft.com/office/word/2016/wordml/cid" xmlns:w16="http://schemas.microsoft.com/office/word/2018/wordml" xmlns:w16du="http://schemas.microsoft.com/office/word/2023/wordml/word16du" xmlns:w16sdtdh="http://schemas.microsoft.com/office/word/2020/wordml/sdtdatahash" xmlns:w16se="http://schemas.microsoft.com/office/word/2015/wordml/symex" mc:Ignorable="w14 w15 w16se w16cid w16 w16cex w16sdtdh w16du">
+<w:styles xmlns:mc="http://schemas.openxmlformats.org/markup-compatibility/2006" xmlns:r="http://schemas.openxmlformats.org/officeDocument/2006/relationships" xmlns:w="http://schemas.openxmlformats.org/wordprocessingml/2006/main" xmlns:w14="http://schemas.microsoft.com/office/word/2010/wordml" xmlns:w15="http://schemas.microsoft.com/office/word/2012/wordml" xmlns:w16cex="http://schemas.microsoft.com/office/word/2018/wordml/cex" xmlns:w16cid="http://schemas.microsoft.com/office/word/2016/wordml/cid" xmlns:w16="http://schemas.microsoft.com/office/word/2018/wordml" xmlns:w16du="http://schemas.microsoft.com/office/word/2023/wordml/word16du" xmlns:w16sdtdh="http://schemas.microsoft.com/office/word/2020/wordml/sdtdatahash" xmlns:w16sdtfl="http://schemas.microsoft.com/office/word/2024/wordml/sdtformatlock" xmlns:w16se="http://schemas.microsoft.com/office/word/2015/wordml/symex" mc:Ignorable="w14 w15 w16se w16cid w16 w16cex w16sdtdh w16sdtfl w16du">
   <w:docDefaults>
     <w:rPrDefault>
       <w:rPr>
